--- a/docs/MediCore_HMS_Technical_Debt_Ledger_v1.3.docx
+++ b/docs/MediCore_HMS_Technical_Debt_Ledger_v1.3.docx
@@ -81,7 +81,7 @@
           <w:sz w:val="24"/>
           <w:szCs w:val="24"/>
         </w:rPr>
-        <w:t>Companion documents: SRS v1.3 · Design v1.6 · Testing Report v1.3</w:t>
+        <w:t>Companion documents: SRS v1.3 · Design v1.7 · Testing Report v1.4</w:t>
       </w:r>
     </w:p>
     <w:p>
